--- a/documents/tamašas_IS_duomenys.docx
+++ b/documents/tamašas_IS_duomenys.docx
@@ -13,7 +13,21 @@
         <w:rPr>
           <w:rFonts w:ascii="Times New Roman" w:hAnsi="Times New Roman" w:cs="Times New Roman"/>
         </w:rPr>
-        <w:t>Studentas: Tamašas Julius (</w:t>
+        <w:t xml:space="preserve">Studentas: </w:t>
+      </w:r>
+      <w:proofErr w:type="spellStart"/>
+      <w:r>
+        <w:rPr>
+          <w:rFonts w:ascii="Times New Roman" w:hAnsi="Times New Roman" w:cs="Times New Roman"/>
+        </w:rPr>
+        <w:t>Tamašas</w:t>
+      </w:r>
+      <w:proofErr w:type="spellEnd"/>
+      <w:r>
+        <w:rPr>
+          <w:rFonts w:ascii="Times New Roman" w:hAnsi="Times New Roman" w:cs="Times New Roman"/>
+        </w:rPr>
+        <w:t xml:space="preserve"> Julius (</w:t>
       </w:r>
       <w:hyperlink r:id="rId4" w:history="1">
         <w:r>
@@ -47,18 +61,42 @@
           <w:lang w:val="en-US"/>
         </w:rPr>
       </w:pPr>
+      <w:proofErr w:type="spellStart"/>
       <w:r>
         <w:rPr>
           <w:rFonts w:ascii="Times New Roman" w:hAnsi="Times New Roman" w:cs="Times New Roman"/>
           <w:lang w:val="en-US"/>
         </w:rPr>
-        <w:t>Vadovas: Packevi</w:t>
-      </w:r>
-      <w:r>
-        <w:rPr>
-          <w:rFonts w:ascii="Times New Roman" w:hAnsi="Times New Roman" w:cs="Times New Roman"/>
-        </w:rPr>
-        <w:t>čius Šarūnas (</w:t>
+        <w:t>Vadovas</w:t>
+      </w:r>
+      <w:proofErr w:type="spellEnd"/>
+      <w:r>
+        <w:rPr>
+          <w:rFonts w:ascii="Times New Roman" w:hAnsi="Times New Roman" w:cs="Times New Roman"/>
+          <w:lang w:val="en-US"/>
+        </w:rPr>
+        <w:t xml:space="preserve">: </w:t>
+      </w:r>
+      <w:proofErr w:type="spellStart"/>
+      <w:r>
+        <w:rPr>
+          <w:rFonts w:ascii="Times New Roman" w:hAnsi="Times New Roman" w:cs="Times New Roman"/>
+          <w:lang w:val="en-US"/>
+        </w:rPr>
+        <w:t>Packevi</w:t>
+      </w:r>
+      <w:r>
+        <w:rPr>
+          <w:rFonts w:ascii="Times New Roman" w:hAnsi="Times New Roman" w:cs="Times New Roman"/>
+        </w:rPr>
+        <w:t>čius</w:t>
+      </w:r>
+      <w:proofErr w:type="spellEnd"/>
+      <w:r>
+        <w:rPr>
+          <w:rFonts w:ascii="Times New Roman" w:hAnsi="Times New Roman" w:cs="Times New Roman"/>
+        </w:rPr>
+        <w:t xml:space="preserve"> Šarūnas (</w:t>
       </w:r>
       <w:hyperlink r:id="rId5" w:history="1">
         <w:r>
@@ -84,12 +122,21 @@
           <w:rFonts w:ascii="Times New Roman" w:hAnsi="Times New Roman" w:cs="Times New Roman"/>
         </w:rPr>
       </w:pPr>
+      <w:proofErr w:type="spellStart"/>
       <w:r>
         <w:rPr>
           <w:rFonts w:ascii="Times New Roman" w:hAnsi="Times New Roman" w:cs="Times New Roman"/>
           <w:lang w:val="en-US"/>
         </w:rPr>
-        <w:t xml:space="preserve">Projektas: </w:t>
+        <w:t>Projektas</w:t>
+      </w:r>
+      <w:proofErr w:type="spellEnd"/>
+      <w:r>
+        <w:rPr>
+          <w:rFonts w:ascii="Times New Roman" w:hAnsi="Times New Roman" w:cs="Times New Roman"/>
+          <w:lang w:val="en-US"/>
+        </w:rPr>
+        <w:t xml:space="preserve">: </w:t>
       </w:r>
       <w:r>
         <w:rPr>
@@ -120,7 +167,22 @@
         <w:rPr>
           <w:rFonts w:ascii="Times New Roman" w:hAnsi="Times New Roman" w:cs="Times New Roman"/>
         </w:rPr>
-        <w:t xml:space="preserve">Svetainė / saugykla: </w:t>
+        <w:t xml:space="preserve">Svetainė: </w:t>
+      </w:r>
+      <w:hyperlink r:id="rId6" w:history="1">
+        <w:r>
+          <w:rPr>
+            <w:rStyle w:val="Hyperlink"/>
+            <w:rFonts w:ascii="Times New Roman" w:hAnsi="Times New Roman" w:cs="Times New Roman"/>
+          </w:rPr>
+          <w:t>https://jultam.github.io/Magistras-Kodo-Stiliaus-Aptikimas/</w:t>
+        </w:r>
+      </w:hyperlink>
+      <w:r>
+        <w:rPr>
+          <w:rFonts w:ascii="Times New Roman" w:hAnsi="Times New Roman" w:cs="Times New Roman"/>
+        </w:rPr>
+        <w:t xml:space="preserve"> </w:t>
       </w:r>
     </w:p>
     <w:p>
@@ -133,21 +195,111 @@
         <w:rPr>
           <w:rFonts w:ascii="Times New Roman" w:hAnsi="Times New Roman" w:cs="Times New Roman"/>
         </w:rPr>
-        <w:t>Login:</w:t>
+        <w:t xml:space="preserve">Saugykla: </w:t>
+      </w:r>
+      <w:hyperlink r:id="rId7" w:history="1">
+        <w:r>
+          <w:rPr>
+            <w:rStyle w:val="Hyperlink"/>
+            <w:rFonts w:ascii="Times New Roman" w:hAnsi="Times New Roman" w:cs="Times New Roman"/>
+          </w:rPr>
+          <w:t>https://github.com/jultam/Magistras-Kodo-Stiliaus-Aptikimas</w:t>
+        </w:r>
+      </w:hyperlink>
+      <w:r>
+        <w:rPr>
+          <w:rFonts w:ascii="Times New Roman" w:hAnsi="Times New Roman" w:cs="Times New Roman"/>
+        </w:rPr>
+        <w:t xml:space="preserve"> </w:t>
       </w:r>
     </w:p>
     <w:p>
       <w:pPr>
         <w:rPr>
           <w:rFonts w:ascii="Times New Roman" w:hAnsi="Times New Roman" w:cs="Times New Roman"/>
+        </w:rPr>
+      </w:pPr>
+      <w:proofErr w:type="spellStart"/>
+      <w:r>
+        <w:rPr>
+          <w:rFonts w:ascii="Times New Roman" w:hAnsi="Times New Roman" w:cs="Times New Roman"/>
+        </w:rPr>
+        <w:t>Login</w:t>
+      </w:r>
+      <w:proofErr w:type="spellEnd"/>
+      <w:r>
+        <w:rPr>
+          <w:rFonts w:ascii="Times New Roman" w:hAnsi="Times New Roman" w:cs="Times New Roman"/>
+        </w:rPr>
+        <w:t>:</w:t>
+      </w:r>
+      <w:r>
+        <w:rPr>
+          <w:rFonts w:ascii="Times New Roman" w:hAnsi="Times New Roman" w:cs="Times New Roman"/>
+        </w:rPr>
+        <w:t xml:space="preserve"> </w:t>
+      </w:r>
+      <w:r>
+        <w:rPr>
+          <w:rFonts w:ascii="Times New Roman" w:hAnsi="Times New Roman" w:cs="Times New Roman"/>
+        </w:rPr>
+        <w:t xml:space="preserve">(Bus </w:t>
+      </w:r>
+      <w:proofErr w:type="spellStart"/>
+      <w:r>
+        <w:rPr>
+          <w:rFonts w:ascii="Times New Roman" w:hAnsi="Times New Roman" w:cs="Times New Roman"/>
+        </w:rPr>
+        <w:t>implementuota</w:t>
+      </w:r>
+      <w:proofErr w:type="spellEnd"/>
+      <w:r>
+        <w:rPr>
+          <w:rFonts w:ascii="Times New Roman" w:hAnsi="Times New Roman" w:cs="Times New Roman"/>
+        </w:rPr>
+        <w:t xml:space="preserve"> vėliau)</w:t>
+      </w:r>
+    </w:p>
+    <w:p>
+      <w:pPr>
+        <w:rPr>
+          <w:rFonts w:ascii="Times New Roman" w:hAnsi="Times New Roman" w:cs="Times New Roman"/>
           <w:lang w:val="en-US"/>
         </w:rPr>
       </w:pPr>
-      <w:r>
-        <w:rPr>
-          <w:rFonts w:ascii="Times New Roman" w:hAnsi="Times New Roman" w:cs="Times New Roman"/>
-        </w:rPr>
-        <w:t>Psw:</w:t>
+      <w:proofErr w:type="spellStart"/>
+      <w:r>
+        <w:rPr>
+          <w:rFonts w:ascii="Times New Roman" w:hAnsi="Times New Roman" w:cs="Times New Roman"/>
+        </w:rPr>
+        <w:t>Psw</w:t>
+      </w:r>
+      <w:proofErr w:type="spellEnd"/>
+      <w:r>
+        <w:rPr>
+          <w:rFonts w:ascii="Times New Roman" w:hAnsi="Times New Roman" w:cs="Times New Roman"/>
+        </w:rPr>
+        <w:t>:</w:t>
+      </w:r>
+      <w:r>
+        <w:rPr>
+          <w:rFonts w:ascii="Times New Roman" w:hAnsi="Times New Roman" w:cs="Times New Roman"/>
+        </w:rPr>
+        <w:t xml:space="preserve"> (Bus </w:t>
+      </w:r>
+      <w:proofErr w:type="spellStart"/>
+      <w:r>
+        <w:rPr>
+          <w:rFonts w:ascii="Times New Roman" w:hAnsi="Times New Roman" w:cs="Times New Roman"/>
+        </w:rPr>
+        <w:t>implementuota</w:t>
+      </w:r>
+      <w:proofErr w:type="spellEnd"/>
+      <w:r>
+        <w:rPr>
+          <w:rFonts w:ascii="Times New Roman" w:hAnsi="Times New Roman" w:cs="Times New Roman"/>
+        </w:rPr>
+        <w:t xml:space="preserve"> vėliau)</w:t>
       </w:r>
     </w:p>
     <w:sectPr>
